--- a/Data Structure Notes/Searching Algorithms.docx
+++ b/Data Structure Notes/Searching Algorithms.docx
@@ -64,13 +64,8 @@
           <w:numId w:val="1"/>
         </w:numPr>
       </w:pPr>
-      <w:proofErr w:type="gramStart"/>
-      <w:r>
-        <w:t>In a given</w:t>
-      </w:r>
-      <w:proofErr w:type="gramEnd"/>
-      <w:r>
-        <w:t xml:space="preserve"> </w:t>
+      <w:r>
+        <w:t xml:space="preserve">In a given </w:t>
       </w:r>
       <w:r>
         <w:rPr>
@@ -417,107 +412,23 @@
     </w:p>
     <w:p>
       <w:r>
-        <w:t xml:space="preserve">int </w:t>
-      </w:r>
-      <w:proofErr w:type="spellStart"/>
-      <w:r>
-        <w:t>linearSearch</w:t>
-      </w:r>
-      <w:proofErr w:type="spellEnd"/>
-      <w:r>
-        <w:t>(</w:t>
-      </w:r>
-      <w:proofErr w:type="gramStart"/>
-      <w:r>
-        <w:t>int[</w:t>
-      </w:r>
-      <w:proofErr w:type="gramEnd"/>
-      <w:r>
-        <w:t xml:space="preserve">] </w:t>
-      </w:r>
-      <w:proofErr w:type="spellStart"/>
-      <w:r>
-        <w:t>arr</w:t>
-      </w:r>
-      <w:proofErr w:type="spellEnd"/>
-      <w:r>
-        <w:t>, int key) {</w:t>
-      </w:r>
-    </w:p>
-    <w:p>
-      <w:r>
-        <w:t xml:space="preserve">    for (int </w:t>
-      </w:r>
-      <w:proofErr w:type="spellStart"/>
-      <w:r>
-        <w:t>i</w:t>
-      </w:r>
-      <w:proofErr w:type="spellEnd"/>
-      <w:r>
-        <w:t xml:space="preserve"> = 0; </w:t>
-      </w:r>
-      <w:proofErr w:type="spellStart"/>
-      <w:r>
-        <w:t>i</w:t>
-      </w:r>
-      <w:proofErr w:type="spellEnd"/>
-      <w:r>
-        <w:t xml:space="preserve"> &lt; </w:t>
-      </w:r>
-      <w:proofErr w:type="spellStart"/>
-      <w:proofErr w:type="gramStart"/>
-      <w:r>
-        <w:t>arr.length</w:t>
-      </w:r>
-      <w:proofErr w:type="spellEnd"/>
-      <w:proofErr w:type="gramEnd"/>
-      <w:r>
-        <w:t xml:space="preserve">; </w:t>
-      </w:r>
-      <w:proofErr w:type="spellStart"/>
-      <w:r>
-        <w:t>i</w:t>
-      </w:r>
-      <w:proofErr w:type="spellEnd"/>
-      <w:r>
-        <w:t>++) {</w:t>
-      </w:r>
-    </w:p>
-    <w:p>
-      <w:r>
-        <w:t xml:space="preserve">        if (</w:t>
-      </w:r>
-      <w:proofErr w:type="spellStart"/>
-      <w:r>
-        <w:t>arr</w:t>
-      </w:r>
-      <w:proofErr w:type="spellEnd"/>
-      <w:r>
-        <w:t>[</w:t>
-      </w:r>
-      <w:proofErr w:type="spellStart"/>
-      <w:r>
-        <w:t>i</w:t>
-      </w:r>
-      <w:proofErr w:type="spellEnd"/>
-      <w:r>
-        <w:t>] == key) {</w:t>
-      </w:r>
-    </w:p>
-    <w:p>
-      <w:r>
-        <w:t xml:space="preserve">            return </w:t>
-      </w:r>
-      <w:proofErr w:type="spellStart"/>
-      <w:proofErr w:type="gramStart"/>
-      <w:r>
-        <w:t>i</w:t>
-      </w:r>
-      <w:proofErr w:type="spellEnd"/>
-      <w:r>
-        <w:t>;</w:t>
-      </w:r>
-      <w:proofErr w:type="gramEnd"/>
+        <w:t>int linearSearch(int[] arr, int key) {</w:t>
+      </w:r>
+    </w:p>
+    <w:p>
+      <w:r>
+        <w:t xml:space="preserve">    for (int i = 0; i &lt; arr.length; i++) {</w:t>
+      </w:r>
+    </w:p>
+    <w:p>
+      <w:r>
+        <w:t xml:space="preserve">        if (arr[i] == key) {</w:t>
+      </w:r>
+    </w:p>
+    <w:p>
+      <w:r>
+        <w:t xml:space="preserve">            return i;</w:t>
+      </w:r>
     </w:p>
     <w:p>
       <w:r>
@@ -531,13 +442,8 @@
     </w:p>
     <w:p>
       <w:r>
-        <w:t xml:space="preserve">    return </w:t>
-      </w:r>
-      <w:proofErr w:type="gramStart"/>
-      <w:r>
-        <w:t>-1;</w:t>
-      </w:r>
-      <w:proofErr w:type="gramEnd"/>
+        <w:t xml:space="preserve">    return -1;</w:t>
+      </w:r>
     </w:p>
     <w:p>
       <w:r>
@@ -572,7 +478,13 @@
       </w:r>
       <w:r>
         <w:br/>
-        <w:t>Key: 30</w:t>
+        <w:t xml:space="preserve">Key: </w:t>
+      </w:r>
+      <w:r>
+        <w:t>3</w:t>
+      </w:r>
+      <w:r>
+        <w:t>0</w:t>
       </w:r>
     </w:p>
     <w:p>
@@ -668,15 +580,7 @@
         </w:numPr>
       </w:pPr>
       <w:r>
-        <w:t xml:space="preserve">Best Case → </w:t>
-      </w:r>
-      <w:proofErr w:type="gramStart"/>
-      <w:r>
-        <w:t>O(</w:t>
-      </w:r>
-      <w:proofErr w:type="gramEnd"/>
-      <w:r>
-        <w:t>1)</w:t>
+        <w:t>Best Case → O(1)</w:t>
       </w:r>
     </w:p>
     <w:p>
@@ -1033,65 +937,43 @@
         <w:t>14. Binary Search – Iterative Implementation</w:t>
       </w:r>
     </w:p>
-    <w:p>
-      <w:r>
-        <w:t xml:space="preserve">int </w:t>
-      </w:r>
-      <w:proofErr w:type="spellStart"/>
-      <w:r>
-        <w:t>binarySearch</w:t>
-      </w:r>
-      <w:proofErr w:type="spellEnd"/>
-      <w:r>
-        <w:t>(</w:t>
-      </w:r>
-      <w:proofErr w:type="gramStart"/>
-      <w:r>
-        <w:t>int[</w:t>
-      </w:r>
-      <w:proofErr w:type="gramEnd"/>
-      <w:r>
-        <w:t xml:space="preserve">] </w:t>
-      </w:r>
-      <w:proofErr w:type="spellStart"/>
-      <w:r>
-        <w:t>arr</w:t>
-      </w:r>
-      <w:proofErr w:type="spellEnd"/>
-      <w:r>
-        <w:t>, int key) {</w:t>
-      </w:r>
-    </w:p>
-    <w:p>
-      <w:r>
-        <w:t xml:space="preserve">    int low = </w:t>
-      </w:r>
-      <w:proofErr w:type="gramStart"/>
-      <w:r>
-        <w:t>0;</w:t>
-      </w:r>
-      <w:proofErr w:type="gramEnd"/>
-    </w:p>
+    <w:p/>
+    <w:p/>
     <w:p>
       <w:r>
         <w:lastRenderedPageBreak/>
-        <w:t xml:space="preserve">    int high = </w:t>
-      </w:r>
-      <w:proofErr w:type="spellStart"/>
-      <w:proofErr w:type="gramStart"/>
-      <w:r>
-        <w:t>arr.length</w:t>
-      </w:r>
-      <w:proofErr w:type="spellEnd"/>
-      <w:proofErr w:type="gramEnd"/>
-      <w:r>
-        <w:t xml:space="preserve"> - </w:t>
-      </w:r>
-      <w:proofErr w:type="gramStart"/>
-      <w:r>
-        <w:t>1;</w:t>
-      </w:r>
-      <w:proofErr w:type="gramEnd"/>
+        <w:t>int binarySearch(int[] arr, int key) {</w:t>
+      </w:r>
+    </w:p>
+    <w:p>
+      <w:r>
+        <w:t xml:space="preserve">    int low = 0;</w:t>
+      </w:r>
+      <w:r>
+        <w:tab/>
+      </w:r>
+      <w:r>
+        <w:tab/>
+      </w:r>
+      <w:r>
+        <w:tab/>
+      </w:r>
+      <w:r>
+        <w:tab/>
+        <w:t>0</w:t>
+      </w:r>
+    </w:p>
+    <w:p>
+      <w:r>
+        <w:t xml:space="preserve">    int high = arr.length - 1;</w:t>
+      </w:r>
+      <w:r>
+        <w:tab/>
+      </w:r>
+      <w:r>
+        <w:tab/>
+        <w:t>(0+4)/2</w:t>
+      </w:r>
     </w:p>
     <w:p/>
     <w:p>
@@ -1101,60 +983,29 @@
     </w:p>
     <w:p>
       <w:r>
-        <w:t xml:space="preserve">        int mid = low + (high - low) / </w:t>
-      </w:r>
-      <w:proofErr w:type="gramStart"/>
-      <w:r>
-        <w:t>2;</w:t>
-      </w:r>
-      <w:proofErr w:type="gramEnd"/>
+        <w:t xml:space="preserve">        int mid = low + (high - low) / 2;</w:t>
+      </w:r>
     </w:p>
     <w:p/>
     <w:p>
       <w:r>
-        <w:t xml:space="preserve">        if (</w:t>
-      </w:r>
-      <w:proofErr w:type="spellStart"/>
-      <w:r>
-        <w:t>arr</w:t>
-      </w:r>
-      <w:proofErr w:type="spellEnd"/>
-      <w:r>
-        <w:t>[mid] == key) {</w:t>
-      </w:r>
-    </w:p>
-    <w:p>
-      <w:r>
-        <w:t xml:space="preserve">            return </w:t>
-      </w:r>
-      <w:proofErr w:type="gramStart"/>
-      <w:r>
-        <w:t>mid;</w:t>
-      </w:r>
-      <w:proofErr w:type="gramEnd"/>
-    </w:p>
-    <w:p>
-      <w:r>
-        <w:t xml:space="preserve">        } else if (</w:t>
-      </w:r>
-      <w:proofErr w:type="spellStart"/>
-      <w:r>
-        <w:t>arr</w:t>
-      </w:r>
-      <w:proofErr w:type="spellEnd"/>
-      <w:r>
-        <w:t>[mid] &lt; key) {</w:t>
-      </w:r>
-    </w:p>
-    <w:p>
-      <w:r>
-        <w:t xml:space="preserve">            low = mid + </w:t>
-      </w:r>
-      <w:proofErr w:type="gramStart"/>
-      <w:r>
-        <w:t>1;</w:t>
-      </w:r>
-      <w:proofErr w:type="gramEnd"/>
+        <w:t xml:space="preserve">        if (arr[mid] == key) {</w:t>
+      </w:r>
+    </w:p>
+    <w:p>
+      <w:r>
+        <w:t xml:space="preserve">            return mid;</w:t>
+      </w:r>
+    </w:p>
+    <w:p>
+      <w:r>
+        <w:t xml:space="preserve">        } else if (arr[mid] &lt; key) {</w:t>
+      </w:r>
+    </w:p>
+    <w:p>
+      <w:r>
+        <w:t xml:space="preserve">            low = mid + 1;</w:t>
+      </w:r>
     </w:p>
     <w:p>
       <w:r>
@@ -1163,13 +1014,8 @@
     </w:p>
     <w:p>
       <w:r>
-        <w:t xml:space="preserve">            high = mid - </w:t>
-      </w:r>
-      <w:proofErr w:type="gramStart"/>
-      <w:r>
-        <w:t>1;</w:t>
-      </w:r>
-      <w:proofErr w:type="gramEnd"/>
+        <w:t xml:space="preserve">            high = mid - 1;</w:t>
+      </w:r>
     </w:p>
     <w:p>
       <w:r>
@@ -1183,13 +1029,8 @@
     </w:p>
     <w:p>
       <w:r>
-        <w:t xml:space="preserve">    return </w:t>
-      </w:r>
-      <w:proofErr w:type="gramStart"/>
-      <w:r>
-        <w:t>-1;</w:t>
-      </w:r>
-      <w:proofErr w:type="gramEnd"/>
+        <w:t xml:space="preserve">    return -1;</w:t>
+      </w:r>
     </w:p>
     <w:p>
       <w:r>
@@ -1273,114 +1114,36 @@
     </w:p>
     <w:p>
       <w:r>
-        <w:t xml:space="preserve">int </w:t>
-      </w:r>
-      <w:proofErr w:type="spellStart"/>
-      <w:r>
-        <w:t>binarySearchRec</w:t>
-      </w:r>
-      <w:proofErr w:type="spellEnd"/>
-      <w:r>
-        <w:t>(</w:t>
-      </w:r>
-      <w:proofErr w:type="gramStart"/>
-      <w:r>
-        <w:t>int[</w:t>
-      </w:r>
-      <w:proofErr w:type="gramEnd"/>
-      <w:r>
-        <w:t xml:space="preserve">] </w:t>
-      </w:r>
-      <w:proofErr w:type="spellStart"/>
-      <w:r>
-        <w:t>arr</w:t>
-      </w:r>
-      <w:proofErr w:type="spellEnd"/>
-      <w:r>
-        <w:t>, int low, int high, int key) {</w:t>
-      </w:r>
-    </w:p>
-    <w:p>
-      <w:r>
-        <w:t xml:space="preserve">    if (low &gt; high) return </w:t>
-      </w:r>
-      <w:proofErr w:type="gramStart"/>
-      <w:r>
-        <w:t>-1;</w:t>
-      </w:r>
-      <w:proofErr w:type="gramEnd"/>
+        <w:t>int binarySearchRec(int[] arr, int low, int high, int key) {</w:t>
+      </w:r>
+    </w:p>
+    <w:p>
+      <w:r>
+        <w:t xml:space="preserve">    if (low &gt; high) return -1;</w:t>
+      </w:r>
     </w:p>
     <w:p/>
     <w:p>
       <w:r>
-        <w:t xml:space="preserve">    int mid = low + (high - low) / </w:t>
-      </w:r>
-      <w:proofErr w:type="gramStart"/>
-      <w:r>
-        <w:t>2;</w:t>
-      </w:r>
-      <w:proofErr w:type="gramEnd"/>
+        <w:lastRenderedPageBreak/>
+        <w:t xml:space="preserve">    int mid = low + (high - low) / 2;</w:t>
+      </w:r>
     </w:p>
     <w:p/>
     <w:p>
       <w:r>
-        <w:lastRenderedPageBreak/>
-        <w:t xml:space="preserve">    if (</w:t>
-      </w:r>
-      <w:proofErr w:type="spellStart"/>
-      <w:r>
-        <w:t>arr</w:t>
-      </w:r>
-      <w:proofErr w:type="spellEnd"/>
-      <w:r>
-        <w:t xml:space="preserve">[mid] == key) return </w:t>
-      </w:r>
-      <w:proofErr w:type="gramStart"/>
-      <w:r>
-        <w:t>mid;</w:t>
-      </w:r>
-      <w:proofErr w:type="gramEnd"/>
-    </w:p>
-    <w:p>
-      <w:r>
-        <w:t xml:space="preserve">    else if (</w:t>
-      </w:r>
-      <w:proofErr w:type="spellStart"/>
-      <w:r>
-        <w:t>arr</w:t>
-      </w:r>
-      <w:proofErr w:type="spellEnd"/>
-      <w:r>
-        <w:t>[mid] &lt; key)</w:t>
-      </w:r>
-    </w:p>
-    <w:p>
-      <w:r>
-        <w:t xml:space="preserve">        return </w:t>
-      </w:r>
-      <w:proofErr w:type="spellStart"/>
-      <w:proofErr w:type="gramStart"/>
-      <w:r>
-        <w:t>binarySearchRec</w:t>
-      </w:r>
-      <w:proofErr w:type="spellEnd"/>
-      <w:r>
-        <w:t>(</w:t>
-      </w:r>
-      <w:proofErr w:type="spellStart"/>
-      <w:proofErr w:type="gramEnd"/>
-      <w:r>
-        <w:t>arr</w:t>
-      </w:r>
-      <w:proofErr w:type="spellEnd"/>
-      <w:r>
-        <w:t>, mid + 1, high, key</w:t>
-      </w:r>
-      <w:proofErr w:type="gramStart"/>
-      <w:r>
-        <w:t>);</w:t>
-      </w:r>
-      <w:proofErr w:type="gramEnd"/>
+        <w:t xml:space="preserve">    if (arr[mid] == key) return mid;</w:t>
+      </w:r>
+    </w:p>
+    <w:p>
+      <w:r>
+        <w:t xml:space="preserve">    else if (arr[mid] &lt; key)</w:t>
+      </w:r>
+    </w:p>
+    <w:p>
+      <w:r>
+        <w:t xml:space="preserve">        return binarySearchRec(arr, mid + 1, high, key);</w:t>
+      </w:r>
     </w:p>
     <w:p>
       <w:r>
@@ -1389,31 +1152,8 @@
     </w:p>
     <w:p>
       <w:r>
-        <w:t xml:space="preserve">        return </w:t>
-      </w:r>
-      <w:proofErr w:type="spellStart"/>
-      <w:proofErr w:type="gramStart"/>
-      <w:r>
-        <w:t>binarySearchRec</w:t>
-      </w:r>
-      <w:proofErr w:type="spellEnd"/>
-      <w:r>
-        <w:t>(</w:t>
-      </w:r>
-      <w:proofErr w:type="spellStart"/>
-      <w:proofErr w:type="gramEnd"/>
-      <w:r>
-        <w:t>arr</w:t>
-      </w:r>
-      <w:proofErr w:type="spellEnd"/>
-      <w:r>
-        <w:t>, low, mid - 1, key</w:t>
-      </w:r>
-      <w:proofErr w:type="gramStart"/>
-      <w:r>
-        <w:t>);</w:t>
-      </w:r>
-      <w:proofErr w:type="gramEnd"/>
+        <w:t xml:space="preserve">        return binarySearchRec(arr, low, mid - 1, key);</w:t>
+      </w:r>
     </w:p>
     <w:p>
       <w:r>
@@ -1538,15 +1278,7 @@
         </w:numPr>
       </w:pPr>
       <w:r>
-        <w:t xml:space="preserve">Time → </w:t>
-      </w:r>
-      <w:proofErr w:type="gramStart"/>
-      <w:r>
-        <w:t>O(</w:t>
-      </w:r>
-      <w:proofErr w:type="gramEnd"/>
-      <w:r>
-        <w:t>log n)</w:t>
+        <w:t>Time → O(log n)</w:t>
       </w:r>
     </w:p>
     <w:p>
@@ -1568,15 +1300,7 @@
         </w:numPr>
       </w:pPr>
       <w:r>
-        <w:t xml:space="preserve">Iterative → </w:t>
-      </w:r>
-      <w:proofErr w:type="gramStart"/>
-      <w:r>
-        <w:t>O(</w:t>
-      </w:r>
-      <w:proofErr w:type="gramEnd"/>
-      <w:r>
-        <w:t>1)</w:t>
+        <w:t>Iterative → O(1)</w:t>
       </w:r>
     </w:p>
     <w:p>
@@ -1587,15 +1311,7 @@
         </w:numPr>
       </w:pPr>
       <w:r>
-        <w:t xml:space="preserve">Recursive → </w:t>
-      </w:r>
-      <w:proofErr w:type="gramStart"/>
-      <w:r>
-        <w:t>O(</w:t>
-      </w:r>
-      <w:proofErr w:type="gramEnd"/>
-      <w:r>
-        <w:t>log n)</w:t>
+        <w:t>Recursive → O(log n)</w:t>
       </w:r>
     </w:p>
     <w:p>
@@ -1647,141 +1363,61 @@
           <w:b/>
           <w:bCs/>
         </w:rPr>
-        <w:t>19. Find First Occurrence (Duplicate Elements)</w:t>
-      </w:r>
-    </w:p>
-    <w:p>
-      <w:r>
-        <w:t xml:space="preserve">int </w:t>
-      </w:r>
-      <w:proofErr w:type="spellStart"/>
-      <w:r>
-        <w:t>firstOccurrence</w:t>
-      </w:r>
-      <w:proofErr w:type="spellEnd"/>
-      <w:r>
-        <w:t>(</w:t>
-      </w:r>
-      <w:proofErr w:type="gramStart"/>
-      <w:r>
-        <w:t>int[</w:t>
-      </w:r>
-      <w:proofErr w:type="gramEnd"/>
-      <w:r>
-        <w:t xml:space="preserve">] </w:t>
-      </w:r>
-      <w:proofErr w:type="spellStart"/>
-      <w:r>
-        <w:t>arr</w:t>
-      </w:r>
-      <w:proofErr w:type="spellEnd"/>
-      <w:r>
-        <w:t>, int key) {</w:t>
-      </w:r>
-    </w:p>
-    <w:p>
-      <w:r>
-        <w:t xml:space="preserve">    int low = 0, high = </w:t>
-      </w:r>
-      <w:proofErr w:type="spellStart"/>
-      <w:proofErr w:type="gramStart"/>
-      <w:r>
-        <w:t>arr.length</w:t>
-      </w:r>
-      <w:proofErr w:type="spellEnd"/>
-      <w:proofErr w:type="gramEnd"/>
-      <w:r>
-        <w:t xml:space="preserve"> - </w:t>
-      </w:r>
-      <w:proofErr w:type="gramStart"/>
-      <w:r>
-        <w:t>1;</w:t>
-      </w:r>
-      <w:proofErr w:type="gramEnd"/>
-    </w:p>
-    <w:p>
-      <w:r>
-        <w:t xml:space="preserve">    int result = </w:t>
-      </w:r>
-      <w:proofErr w:type="gramStart"/>
-      <w:r>
-        <w:t>-1;</w:t>
-      </w:r>
-      <w:proofErr w:type="gramEnd"/>
+        <w:t>Find First Occurrence (Duplicate Elements)</w:t>
+      </w:r>
+    </w:p>
+    <w:p>
+      <w:r>
+        <w:t>int firstOccurrence(int[] arr, int key) {</w:t>
+      </w:r>
+    </w:p>
+    <w:p>
+      <w:r>
+        <w:t xml:space="preserve">    int low = 0, high = arr.length - 1;</w:t>
+      </w:r>
+    </w:p>
+    <w:p>
+      <w:r>
+        <w:lastRenderedPageBreak/>
+        <w:t xml:space="preserve">    int result = -1;</w:t>
+      </w:r>
     </w:p>
     <w:p/>
     <w:p>
       <w:r>
-        <w:lastRenderedPageBreak/>
         <w:t xml:space="preserve">    while (low &lt;= high) {</w:t>
       </w:r>
     </w:p>
     <w:p>
       <w:r>
-        <w:t xml:space="preserve">        int mid = (low + high) / </w:t>
-      </w:r>
-      <w:proofErr w:type="gramStart"/>
-      <w:r>
-        <w:t>2;</w:t>
-      </w:r>
-      <w:proofErr w:type="gramEnd"/>
+        <w:t xml:space="preserve">        int mid = (low + high) / 2;</w:t>
+      </w:r>
     </w:p>
     <w:p/>
     <w:p>
       <w:r>
-        <w:t xml:space="preserve">        if (</w:t>
-      </w:r>
-      <w:proofErr w:type="spellStart"/>
-      <w:r>
-        <w:t>arr</w:t>
-      </w:r>
-      <w:proofErr w:type="spellEnd"/>
-      <w:r>
-        <w:t>[mid] == key) {</w:t>
-      </w:r>
-    </w:p>
-    <w:p>
-      <w:r>
-        <w:t xml:space="preserve">            result = </w:t>
-      </w:r>
-      <w:proofErr w:type="gramStart"/>
-      <w:r>
-        <w:t>mid;</w:t>
-      </w:r>
-      <w:proofErr w:type="gramEnd"/>
-    </w:p>
-    <w:p>
-      <w:r>
-        <w:t xml:space="preserve">            high = mid - </w:t>
-      </w:r>
-      <w:proofErr w:type="gramStart"/>
-      <w:r>
-        <w:t>1;</w:t>
-      </w:r>
-      <w:proofErr w:type="gramEnd"/>
-    </w:p>
-    <w:p>
-      <w:r>
-        <w:t xml:space="preserve">        } else if (</w:t>
-      </w:r>
-      <w:proofErr w:type="spellStart"/>
-      <w:r>
-        <w:t>arr</w:t>
-      </w:r>
-      <w:proofErr w:type="spellEnd"/>
-      <w:r>
-        <w:t>[mid] &lt; key) {</w:t>
-      </w:r>
-    </w:p>
-    <w:p>
-      <w:r>
-        <w:t xml:space="preserve">            low = mid + </w:t>
-      </w:r>
-      <w:proofErr w:type="gramStart"/>
-      <w:r>
-        <w:t>1;</w:t>
-      </w:r>
-      <w:proofErr w:type="gramEnd"/>
+        <w:t xml:space="preserve">        if (arr[mid] == key) {</w:t>
+      </w:r>
+    </w:p>
+    <w:p>
+      <w:r>
+        <w:t xml:space="preserve">            result = mid;</w:t>
+      </w:r>
+    </w:p>
+    <w:p>
+      <w:r>
+        <w:t xml:space="preserve">            high = mid - 1;</w:t>
+      </w:r>
+    </w:p>
+    <w:p>
+      <w:r>
+        <w:t xml:space="preserve">        } else if (arr[mid] &lt; key) {</w:t>
+      </w:r>
+    </w:p>
+    <w:p>
+      <w:r>
+        <w:t xml:space="preserve">            low = mid + 1;</w:t>
+      </w:r>
     </w:p>
     <w:p>
       <w:r>
@@ -1790,13 +1426,8 @@
     </w:p>
     <w:p>
       <w:r>
-        <w:t xml:space="preserve">            high = mid - </w:t>
-      </w:r>
-      <w:proofErr w:type="gramStart"/>
-      <w:r>
-        <w:t>1;</w:t>
-      </w:r>
-      <w:proofErr w:type="gramEnd"/>
+        <w:t xml:space="preserve">            high = mid - 1;</w:t>
+      </w:r>
     </w:p>
     <w:p>
       <w:r>
@@ -1810,13 +1441,8 @@
     </w:p>
     <w:p>
       <w:r>
-        <w:t xml:space="preserve">    return </w:t>
-      </w:r>
-      <w:proofErr w:type="gramStart"/>
-      <w:r>
-        <w:t>result;</w:t>
-      </w:r>
-      <w:proofErr w:type="gramEnd"/>
+        <w:t xml:space="preserve">    return result;</w:t>
+      </w:r>
     </w:p>
     <w:p>
       <w:r>
@@ -1847,62 +1473,18 @@
     </w:p>
     <w:p>
       <w:r>
-        <w:t xml:space="preserve">int </w:t>
-      </w:r>
-      <w:proofErr w:type="spellStart"/>
-      <w:r>
-        <w:t>lastOccurrence</w:t>
-      </w:r>
-      <w:proofErr w:type="spellEnd"/>
-      <w:r>
-        <w:t>(</w:t>
-      </w:r>
-      <w:proofErr w:type="gramStart"/>
-      <w:r>
-        <w:t>int[</w:t>
-      </w:r>
-      <w:proofErr w:type="gramEnd"/>
-      <w:r>
-        <w:t xml:space="preserve">] </w:t>
-      </w:r>
-      <w:proofErr w:type="spellStart"/>
-      <w:r>
-        <w:t>arr</w:t>
-      </w:r>
-      <w:proofErr w:type="spellEnd"/>
-      <w:r>
-        <w:t>, int key) {</w:t>
-      </w:r>
-    </w:p>
-    <w:p>
-      <w:r>
-        <w:t xml:space="preserve">    int low = 0, high = </w:t>
-      </w:r>
-      <w:proofErr w:type="spellStart"/>
-      <w:proofErr w:type="gramStart"/>
-      <w:r>
-        <w:t>arr.length</w:t>
-      </w:r>
-      <w:proofErr w:type="spellEnd"/>
-      <w:proofErr w:type="gramEnd"/>
-      <w:r>
-        <w:t xml:space="preserve"> - </w:t>
-      </w:r>
-      <w:proofErr w:type="gramStart"/>
-      <w:r>
-        <w:t>1;</w:t>
-      </w:r>
-      <w:proofErr w:type="gramEnd"/>
-    </w:p>
-    <w:p>
-      <w:r>
-        <w:t xml:space="preserve">    int result = </w:t>
-      </w:r>
-      <w:proofErr w:type="gramStart"/>
-      <w:r>
-        <w:t>-1;</w:t>
-      </w:r>
-      <w:proofErr w:type="gramEnd"/>
+        <w:t>int lastOccurrence(int[] arr, int key) {</w:t>
+      </w:r>
+    </w:p>
+    <w:p>
+      <w:r>
+        <w:t xml:space="preserve">    int low = 0, high = arr.length - 1;</w:t>
+      </w:r>
+    </w:p>
+    <w:p>
+      <w:r>
+        <w:t xml:space="preserve">    int result = -1;</w:t>
+      </w:r>
     </w:p>
     <w:p/>
     <w:p>
@@ -1912,86 +1494,45 @@
     </w:p>
     <w:p>
       <w:r>
-        <w:t xml:space="preserve">        int mid = (low + high) / </w:t>
-      </w:r>
-      <w:proofErr w:type="gramStart"/>
-      <w:r>
-        <w:t>2;</w:t>
-      </w:r>
-      <w:proofErr w:type="gramEnd"/>
+        <w:t xml:space="preserve">        int mid = (low + high) / 2;</w:t>
+      </w:r>
     </w:p>
     <w:p/>
     <w:p>
       <w:r>
-        <w:t xml:space="preserve">        if (</w:t>
-      </w:r>
-      <w:proofErr w:type="spellStart"/>
-      <w:r>
-        <w:t>arr</w:t>
-      </w:r>
-      <w:proofErr w:type="spellEnd"/>
-      <w:r>
-        <w:t>[mid] == key) {</w:t>
-      </w:r>
-    </w:p>
-    <w:p>
-      <w:r>
-        <w:t xml:space="preserve">            result = </w:t>
-      </w:r>
-      <w:proofErr w:type="gramStart"/>
-      <w:r>
-        <w:t>mid;</w:t>
-      </w:r>
-      <w:proofErr w:type="gramEnd"/>
-    </w:p>
-    <w:p>
-      <w:r>
-        <w:t xml:space="preserve">            low = mid + </w:t>
-      </w:r>
-      <w:proofErr w:type="gramStart"/>
-      <w:r>
-        <w:t>1;</w:t>
-      </w:r>
-      <w:proofErr w:type="gramEnd"/>
-    </w:p>
-    <w:p>
-      <w:r>
-        <w:t xml:space="preserve">        } else if (</w:t>
-      </w:r>
-      <w:proofErr w:type="spellStart"/>
-      <w:r>
-        <w:t>arr</w:t>
-      </w:r>
-      <w:proofErr w:type="spellEnd"/>
-      <w:r>
-        <w:t>[mid] &lt; key) {</w:t>
-      </w:r>
-    </w:p>
-    <w:p>
-      <w:r>
-        <w:t xml:space="preserve">            low = mid + </w:t>
-      </w:r>
-      <w:proofErr w:type="gramStart"/>
-      <w:r>
-        <w:t>1;</w:t>
-      </w:r>
-      <w:proofErr w:type="gramEnd"/>
+        <w:t xml:space="preserve">        if (arr[mid] == key) {</w:t>
+      </w:r>
+    </w:p>
+    <w:p>
+      <w:r>
+        <w:t xml:space="preserve">            result = mid;</w:t>
+      </w:r>
+    </w:p>
+    <w:p>
+      <w:r>
+        <w:t xml:space="preserve">            low = mid + 1;</w:t>
+      </w:r>
     </w:p>
     <w:p>
       <w:r>
         <w:lastRenderedPageBreak/>
+        <w:t xml:space="preserve">        } else if (arr[mid] &lt; key) {</w:t>
+      </w:r>
+    </w:p>
+    <w:p>
+      <w:r>
+        <w:t xml:space="preserve">            low = mid + 1;</w:t>
+      </w:r>
+    </w:p>
+    <w:p>
+      <w:r>
         <w:t xml:space="preserve">        } else {</w:t>
       </w:r>
     </w:p>
     <w:p>
       <w:r>
-        <w:t xml:space="preserve">            high = mid - </w:t>
-      </w:r>
-      <w:proofErr w:type="gramStart"/>
-      <w:r>
-        <w:t>1;</w:t>
-      </w:r>
-      <w:proofErr w:type="gramEnd"/>
+        <w:t xml:space="preserve">            high = mid - 1;</w:t>
+      </w:r>
     </w:p>
     <w:p>
       <w:r>
@@ -2005,13 +1546,8 @@
     </w:p>
     <w:p>
       <w:r>
-        <w:t xml:space="preserve">    return </w:t>
-      </w:r>
-      <w:proofErr w:type="gramStart"/>
-      <w:r>
-        <w:t>result;</w:t>
-      </w:r>
-      <w:proofErr w:type="gramEnd"/>
+        <w:t xml:space="preserve">    return result;</w:t>
+      </w:r>
     </w:p>
     <w:p>
       <w:r>
@@ -2042,109 +1578,29 @@
     </w:p>
     <w:p>
       <w:r>
-        <w:t xml:space="preserve">int </w:t>
-      </w:r>
-      <w:proofErr w:type="spellStart"/>
-      <w:r>
-        <w:t>countOccurrences</w:t>
-      </w:r>
-      <w:proofErr w:type="spellEnd"/>
-      <w:r>
-        <w:t>(</w:t>
-      </w:r>
-      <w:proofErr w:type="gramStart"/>
-      <w:r>
-        <w:t>int[</w:t>
-      </w:r>
-      <w:proofErr w:type="gramEnd"/>
-      <w:r>
-        <w:t xml:space="preserve">] </w:t>
-      </w:r>
-      <w:proofErr w:type="spellStart"/>
-      <w:r>
-        <w:t>arr</w:t>
-      </w:r>
-      <w:proofErr w:type="spellEnd"/>
-      <w:r>
-        <w:t>, int key) {</w:t>
-      </w:r>
-    </w:p>
-    <w:p>
-      <w:r>
-        <w:t xml:space="preserve">    int first = </w:t>
-      </w:r>
-      <w:proofErr w:type="spellStart"/>
-      <w:proofErr w:type="gramStart"/>
-      <w:r>
-        <w:t>firstOccurrence</w:t>
-      </w:r>
-      <w:proofErr w:type="spellEnd"/>
-      <w:r>
-        <w:t>(</w:t>
-      </w:r>
-      <w:proofErr w:type="spellStart"/>
-      <w:proofErr w:type="gramEnd"/>
-      <w:r>
-        <w:t>arr</w:t>
-      </w:r>
-      <w:proofErr w:type="spellEnd"/>
-      <w:r>
-        <w:t>, key</w:t>
-      </w:r>
-      <w:proofErr w:type="gramStart"/>
-      <w:r>
-        <w:t>);</w:t>
-      </w:r>
-      <w:proofErr w:type="gramEnd"/>
-    </w:p>
-    <w:p>
-      <w:r>
-        <w:t xml:space="preserve">    int last = </w:t>
-      </w:r>
-      <w:proofErr w:type="spellStart"/>
-      <w:proofErr w:type="gramStart"/>
-      <w:r>
-        <w:t>lastOccurrence</w:t>
-      </w:r>
-      <w:proofErr w:type="spellEnd"/>
-      <w:r>
-        <w:t>(</w:t>
-      </w:r>
-      <w:proofErr w:type="spellStart"/>
-      <w:proofErr w:type="gramEnd"/>
-      <w:r>
-        <w:t>arr</w:t>
-      </w:r>
-      <w:proofErr w:type="spellEnd"/>
-      <w:r>
-        <w:t>, key</w:t>
-      </w:r>
-      <w:proofErr w:type="gramStart"/>
-      <w:r>
-        <w:t>);</w:t>
-      </w:r>
-      <w:proofErr w:type="gramEnd"/>
+        <w:t>int countOccurrences(int[] arr, int key) {</w:t>
+      </w:r>
+    </w:p>
+    <w:p>
+      <w:r>
+        <w:t xml:space="preserve">    int first = firstOccurrence(arr, key);</w:t>
+      </w:r>
+    </w:p>
+    <w:p>
+      <w:r>
+        <w:t xml:space="preserve">    int last = lastOccurrence(arr, key);</w:t>
+      </w:r>
     </w:p>
     <w:p/>
     <w:p>
       <w:r>
-        <w:t xml:space="preserve">    if (first == -1) return </w:t>
-      </w:r>
-      <w:proofErr w:type="gramStart"/>
-      <w:r>
-        <w:t>0;</w:t>
-      </w:r>
-      <w:proofErr w:type="gramEnd"/>
-    </w:p>
-    <w:p>
-      <w:r>
-        <w:t xml:space="preserve">    return last - first + </w:t>
-      </w:r>
-      <w:proofErr w:type="gramStart"/>
-      <w:r>
-        <w:t>1;</w:t>
-      </w:r>
-      <w:proofErr w:type="gramEnd"/>
+        <w:t xml:space="preserve">    if (first == -1) return 0;</w:t>
+      </w:r>
+    </w:p>
+    <w:p>
+      <w:r>
+        <w:t xml:space="preserve">    return last - first + 1;</w:t>
+      </w:r>
     </w:p>
     <w:p>
       <w:r>
@@ -2170,23 +1626,7 @@
           <w:b/>
           <w:bCs/>
         </w:rPr>
-        <w:t xml:space="preserve">22. Search in Rotated Sorted Array (Interview </w:t>
-      </w:r>
-      <w:proofErr w:type="spellStart"/>
-      <w:r>
-        <w:rPr>
-          <w:b/>
-          <w:bCs/>
-        </w:rPr>
-        <w:t>Favorite</w:t>
-      </w:r>
-      <w:proofErr w:type="spellEnd"/>
-      <w:r>
-        <w:rPr>
-          <w:b/>
-          <w:bCs/>
-        </w:rPr>
-        <w:t>)</w:t>
+        <w:t>22. Search in Rotated Sorted Array (Interview Favorite)</w:t>
       </w:r>
     </w:p>
     <w:p>
@@ -2196,52 +1636,13 @@
     </w:p>
     <w:p>
       <w:r>
-        <w:t xml:space="preserve">int </w:t>
-      </w:r>
-      <w:proofErr w:type="spellStart"/>
-      <w:r>
-        <w:t>searchRotated</w:t>
-      </w:r>
-      <w:proofErr w:type="spellEnd"/>
-      <w:r>
-        <w:t>(</w:t>
-      </w:r>
-      <w:proofErr w:type="gramStart"/>
-      <w:r>
-        <w:t>int[</w:t>
-      </w:r>
-      <w:proofErr w:type="gramEnd"/>
-      <w:r>
-        <w:t xml:space="preserve">] </w:t>
-      </w:r>
-      <w:proofErr w:type="spellStart"/>
-      <w:r>
-        <w:t>arr</w:t>
-      </w:r>
-      <w:proofErr w:type="spellEnd"/>
-      <w:r>
-        <w:t>, int key) {</w:t>
-      </w:r>
-    </w:p>
-    <w:p>
-      <w:r>
-        <w:t xml:space="preserve">    int low = 0, high = </w:t>
-      </w:r>
-      <w:proofErr w:type="spellStart"/>
-      <w:proofErr w:type="gramStart"/>
-      <w:r>
-        <w:t>arr.length</w:t>
-      </w:r>
-      <w:proofErr w:type="spellEnd"/>
-      <w:proofErr w:type="gramEnd"/>
-      <w:r>
-        <w:t xml:space="preserve"> - </w:t>
-      </w:r>
-      <w:proofErr w:type="gramStart"/>
-      <w:r>
-        <w:t>1;</w:t>
-      </w:r>
-      <w:proofErr w:type="gramEnd"/>
+        <w:t>int searchRotated(int[] arr, int key) {</w:t>
+      </w:r>
+    </w:p>
+    <w:p>
+      <w:r>
+        <w:t xml:space="preserve">    int low = 0, high = arr.length - 1;</w:t>
+      </w:r>
     </w:p>
     <w:p/>
     <w:p>
@@ -2251,86 +1652,31 @@
     </w:p>
     <w:p>
       <w:r>
-        <w:t xml:space="preserve">        int mid = (low + high) / </w:t>
-      </w:r>
-      <w:proofErr w:type="gramStart"/>
-      <w:r>
-        <w:t>2;</w:t>
-      </w:r>
-      <w:proofErr w:type="gramEnd"/>
+        <w:t xml:space="preserve">        int mid = (low + high) / 2;</w:t>
+      </w:r>
     </w:p>
     <w:p/>
     <w:p>
       <w:r>
-        <w:t xml:space="preserve">        if (</w:t>
-      </w:r>
-      <w:proofErr w:type="spellStart"/>
-      <w:r>
-        <w:t>arr</w:t>
-      </w:r>
-      <w:proofErr w:type="spellEnd"/>
-      <w:r>
-        <w:t xml:space="preserve">[mid] == key) return </w:t>
-      </w:r>
-      <w:proofErr w:type="gramStart"/>
-      <w:r>
-        <w:t>mid;</w:t>
-      </w:r>
-      <w:proofErr w:type="gramEnd"/>
+        <w:t xml:space="preserve">        if (arr[mid] == key) return mid;</w:t>
+      </w:r>
     </w:p>
     <w:p/>
     <w:p>
       <w:r>
-        <w:t xml:space="preserve">        if (</w:t>
-      </w:r>
-      <w:proofErr w:type="spellStart"/>
-      <w:r>
-        <w:t>arr</w:t>
-      </w:r>
-      <w:proofErr w:type="spellEnd"/>
-      <w:r>
-        <w:t xml:space="preserve">[low] &lt;= </w:t>
-      </w:r>
-      <w:proofErr w:type="spellStart"/>
-      <w:r>
-        <w:t>arr</w:t>
-      </w:r>
-      <w:proofErr w:type="spellEnd"/>
-      <w:r>
-        <w:t>[mid]) {</w:t>
-      </w:r>
-    </w:p>
-    <w:p>
-      <w:r>
-        <w:t xml:space="preserve">            if (key &gt;= </w:t>
-      </w:r>
-      <w:proofErr w:type="spellStart"/>
-      <w:r>
-        <w:t>arr</w:t>
-      </w:r>
-      <w:proofErr w:type="spellEnd"/>
-      <w:r>
-        <w:t xml:space="preserve">[low] &amp;&amp; key &lt; </w:t>
-      </w:r>
-      <w:proofErr w:type="spellStart"/>
-      <w:r>
-        <w:t>arr</w:t>
-      </w:r>
-      <w:proofErr w:type="spellEnd"/>
-      <w:r>
-        <w:t>[mid]) {</w:t>
-      </w:r>
-    </w:p>
-    <w:p>
-      <w:r>
         <w:lastRenderedPageBreak/>
-        <w:t xml:space="preserve">                high = mid - </w:t>
-      </w:r>
-      <w:proofErr w:type="gramStart"/>
-      <w:r>
-        <w:t>1;</w:t>
-      </w:r>
-      <w:proofErr w:type="gramEnd"/>
+        <w:t xml:space="preserve">        if (arr[low] &lt;= arr[mid]) {</w:t>
+      </w:r>
+    </w:p>
+    <w:p>
+      <w:r>
+        <w:t xml:space="preserve">            if (key &gt;= arr[low] &amp;&amp; key &lt; arr[mid]) {</w:t>
+      </w:r>
+    </w:p>
+    <w:p>
+      <w:r>
+        <w:t xml:space="preserve">                high = mid - 1;</w:t>
+      </w:r>
     </w:p>
     <w:p>
       <w:r>
@@ -2339,13 +1685,8 @@
     </w:p>
     <w:p>
       <w:r>
-        <w:t xml:space="preserve">                low = mid + </w:t>
-      </w:r>
-      <w:proofErr w:type="gramStart"/>
-      <w:r>
-        <w:t>1;</w:t>
-      </w:r>
-      <w:proofErr w:type="gramEnd"/>
+        <w:t xml:space="preserve">                low = mid + 1;</w:t>
+      </w:r>
     </w:p>
     <w:p>
       <w:r>
@@ -2359,34 +1700,13 @@
     </w:p>
     <w:p>
       <w:r>
-        <w:t xml:space="preserve">            if (key &gt; </w:t>
-      </w:r>
-      <w:proofErr w:type="spellStart"/>
-      <w:r>
-        <w:t>arr</w:t>
-      </w:r>
-      <w:proofErr w:type="spellEnd"/>
-      <w:r>
-        <w:t xml:space="preserve">[mid] &amp;&amp; key &lt;= </w:t>
-      </w:r>
-      <w:proofErr w:type="spellStart"/>
-      <w:r>
-        <w:t>arr</w:t>
-      </w:r>
-      <w:proofErr w:type="spellEnd"/>
-      <w:r>
-        <w:t>[high]) {</w:t>
-      </w:r>
-    </w:p>
-    <w:p>
-      <w:r>
-        <w:t xml:space="preserve">                low = mid + </w:t>
-      </w:r>
-      <w:proofErr w:type="gramStart"/>
-      <w:r>
-        <w:t>1;</w:t>
-      </w:r>
-      <w:proofErr w:type="gramEnd"/>
+        <w:t xml:space="preserve">            if (key &gt; arr[mid] &amp;&amp; key &lt;= arr[high]) {</w:t>
+      </w:r>
+    </w:p>
+    <w:p>
+      <w:r>
+        <w:t xml:space="preserve">                low = mid + 1;</w:t>
+      </w:r>
     </w:p>
     <w:p>
       <w:r>
@@ -2395,13 +1715,8 @@
     </w:p>
     <w:p>
       <w:r>
-        <w:t xml:space="preserve">                high = mid - </w:t>
-      </w:r>
-      <w:proofErr w:type="gramStart"/>
-      <w:r>
-        <w:t>1;</w:t>
-      </w:r>
-      <w:proofErr w:type="gramEnd"/>
+        <w:t xml:space="preserve">                high = mid - 1;</w:t>
+      </w:r>
     </w:p>
     <w:p>
       <w:r>
@@ -2420,13 +1735,8 @@
     </w:p>
     <w:p>
       <w:r>
-        <w:t xml:space="preserve">    return </w:t>
-      </w:r>
-      <w:proofErr w:type="gramStart"/>
-      <w:r>
-        <w:t>-1;</w:t>
-      </w:r>
-      <w:proofErr w:type="gramEnd"/>
+        <w:t xml:space="preserve">    return -1;</w:t>
+      </w:r>
     </w:p>
     <w:p>
       <w:r>
@@ -2573,6 +1883,7 @@
           <w:b/>
           <w:bCs/>
         </w:rPr>
+        <w:lastRenderedPageBreak/>
         <w:t>25. Common Interview Questions</w:t>
       </w:r>
     </w:p>
@@ -2584,15 +1895,7 @@
         </w:numPr>
       </w:pPr>
       <w:r>
-        <w:t xml:space="preserve">Why binary search is </w:t>
-      </w:r>
-      <w:proofErr w:type="gramStart"/>
-      <w:r>
-        <w:t>O(</w:t>
-      </w:r>
-      <w:proofErr w:type="gramEnd"/>
-      <w:r>
-        <w:t>log n)?</w:t>
+        <w:t>Why binary search is O(log n)?</w:t>
       </w:r>
     </w:p>
     <w:p>
@@ -2603,7 +1906,6 @@
         </w:numPr>
       </w:pPr>
       <w:r>
-        <w:lastRenderedPageBreak/>
         <w:t>Can binary search work on linked list?</w:t>
       </w:r>
     </w:p>
